--- a/CV_JunlanFeng.docx
+++ b/CV_JunlanFeng.docx
@@ -49,7 +49,7 @@
           <w:left w:w="108" w:type="dxa"/>
           <w:right w:w="108" w:type="dxa"/>
         </w:tblCellMar>
-        <w:tblPrChange w:id="2" w:author="cmcc-1211" w:date="2026-07-13T11:25:58Z">
+        <w:tblPrChange w:id="2" w:author="cmcc-1211" w:date="2026-07-13T12:10:01Z">
           <w:tblPr>
             <w:tblStyle w:val="12"/>
             <w:tblW w:w="0" w:type="auto"/>
@@ -94,7 +94,7 @@
             <w:left w:w="108" w:type="dxa"/>
             <w:right w:w="108" w:type="dxa"/>
           </w:tblCellMar>
-          <w:tblPrExChange w:id="5" w:author="cmcc-1211" w:date="2026-07-13T11:25:58Z">
+          <w:tblPrExChange w:id="5" w:author="cmcc-1211" w:date="2026-07-13T12:10:01Z">
             <w:tblPrEx>
               <w:tblBorders>
                 <w:top w:val="single" w:color="auto" w:sz="4" w:space="0"/>
@@ -104,6 +104,10 @@
                 <w:insideH w:val="single" w:color="auto" w:sz="4" w:space="0"/>
                 <w:insideV w:val="single" w:color="auto" w:sz="4" w:space="0"/>
               </w:tblBorders>
+              <w:tblCellMar>
+                <w:left w:w="108" w:type="dxa"/>
+                <w:right w:w="108" w:type="dxa"/>
+              </w:tblCellMar>
             </w:tblPrEx>
           </w:tblPrExChange>
         </w:tblPrEx>
@@ -113,7 +117,8 @@
         <w:tc>
           <w:tcPr>
             <w:tcW w:w="8634" w:type="dxa"/>
-            <w:tcPrChange w:id="6" w:author="cmcc-1211" w:date="2026-07-13T11:25:58Z">
+            <w:vAlign w:val="center"/>
+            <w:tcPrChange w:id="6" w:author="cmcc-1211" w:date="2026-07-13T12:10:01Z">
               <w:tcPr>
                 <w:tcW w:w="4621" w:type="dxa"/>
               </w:tcPr>
@@ -163,14 +168,24 @@
               <w:spacing w:before="12" w:beforeLines="5" w:after="12" w:afterLines="5"/>
               <w:jc w:val="center"/>
               <w:rPr>
-                <w:ins w:id="10" w:author="cmcc-1211" w:date="2026-07-13T11:23:15Z"/>
-                <w:rFonts w:ascii="Times New Roman" w:hAnsi="Times New Roman" w:eastAsiaTheme="minorEastAsia"/>
+                <w:ins w:id="11" w:author="cmcc-1211" w:date="2026-07-13T11:23:07Z"/>
+                <w:rFonts w:hint="eastAsia" w:ascii="Times New Roman" w:hAnsi="Times New Roman" w:eastAsiaTheme="minorEastAsia"/>
                 <w:kern w:val="2"/>
                 <w:sz w:val="15"/>
                 <w:szCs w:val="15"/>
+                <w:vertAlign w:val="baseline"/>
+                <w:lang w:eastAsia="zh-CN"/>
               </w:rPr>
+              <w:pPrChange w:id="10" w:author="cmcc-1211" w:date="2026-07-13T12:12:08Z">
+                <w:pPr>
+                  <w:pStyle w:val="9"/>
+                  <w:widowControl/>
+                  <w:spacing w:before="12" w:beforeLines="5" w:after="12" w:afterLines="5"/>
+                  <w:jc w:val="right"/>
+                </w:pPr>
+              </w:pPrChange>
             </w:pPr>
-            <w:ins w:id="11" w:author="cmcc-1211" w:date="2026-07-13T11:23:15Z">
+            <w:ins w:id="12" w:author="cmcc-1211" w:date="2026-07-13T11:23:15Z">
               <w:r>
                 <w:rPr>
                   <w:rFonts w:ascii="Times New Roman" w:hAnsi="Times New Roman" w:eastAsiaTheme="minorEastAsia"/>
@@ -182,29 +197,12 @@
               </w:r>
             </w:ins>
           </w:p>
-          <w:p>
-            <w:pPr>
-              <w:pStyle w:val="9"/>
-              <w:widowControl/>
-              <w:spacing w:before="12" w:beforeLines="5" w:after="12" w:afterLines="5"/>
-              <w:jc w:val="right"/>
-              <w:rPr>
-                <w:ins w:id="12" w:author="cmcc-1211" w:date="2026-07-13T11:23:07Z"/>
-                <w:rFonts w:hint="eastAsia" w:ascii="Times New Roman" w:hAnsi="Times New Roman" w:eastAsiaTheme="minorEastAsia"/>
-                <w:kern w:val="2"/>
-                <w:sz w:val="15"/>
-                <w:szCs w:val="15"/>
-                <w:vertAlign w:val="baseline"/>
-                <w:lang w:eastAsia="zh-CN"/>
-              </w:rPr>
-            </w:pPr>
-          </w:p>
         </w:tc>
         <w:tc>
           <w:tcPr>
             <w:tcW w:w="608" w:type="dxa"/>
-            <w:vAlign w:val="center"/>
-            <w:tcPrChange w:id="13" w:author="cmcc-1211" w:date="2026-07-13T11:25:58Z">
+            <w:vAlign w:val="top"/>
+            <w:tcPrChange w:id="13" w:author="cmcc-1211" w:date="2026-07-13T12:10:01Z">
               <w:tcPr>
                 <w:tcW w:w="4621" w:type="dxa"/>
               </w:tcPr>
@@ -634,7 +632,17 @@
           <w:sz w:val="18"/>
           <w:szCs w:val="18"/>
         </w:rPr>
-        <w:t>20+ awards; 100+ keynote/invited talks; 4,000+ AI production use cases; 30+ major enterprise deployments</w:t>
+        <w:t>20+ awards; 100+ keynote/invited talks; 4,000</w:t>
+      </w:r>
+      <w:bookmarkStart w:id="2" w:name="_GoBack"/>
+      <w:bookmarkEnd w:id="2"/>
+      <w:r>
+        <w:rPr>
+          <w:rFonts w:ascii="Times New Roman" w:hAnsi="Times New Roman"/>
+          <w:sz w:val="18"/>
+          <w:szCs w:val="18"/>
+        </w:rPr>
+        <w:t>+ AI production use cases; 30+ major enterprise deployments</w:t>
       </w:r>
     </w:p>
     <w:p>
@@ -3081,17 +3089,7 @@
           <w:sz w:val="18"/>
           <w:szCs w:val="18"/>
         </w:rPr>
-        <w:t>Y</w:t>
-      </w:r>
-      <w:bookmarkStart w:id="2" w:name="_GoBack"/>
-      <w:bookmarkEnd w:id="2"/>
-      <w:r>
-        <w:rPr>
-          <w:rFonts w:ascii="Times New Roman" w:hAnsi="Times New Roman"/>
-          <w:sz w:val="18"/>
-          <w:szCs w:val="18"/>
-        </w:rPr>
-        <w:t>F2401070</w:t>
+        <w:t>YF2401070</w:t>
       </w:r>
     </w:p>
     <w:p>

--- a/CV_JunlanFeng.docx
+++ b/CV_JunlanFeng.docx
@@ -46,10 +46,12 @@
         </w:tblBorders>
         <w:tblLayout w:type="fixed"/>
         <w:tblCellMar>
+          <w:top w:w="0" w:type="dxa"/>
           <w:left w:w="108" w:type="dxa"/>
+          <w:bottom w:w="0" w:type="dxa"/>
           <w:right w:w="108" w:type="dxa"/>
         </w:tblCellMar>
-        <w:tblPrChange w:id="2" w:author="cmcc-1211" w:date="2026-07-13T12:10:01Z">
+        <w:tblPrChange w:id="2" w:author="cmcc-1211" w:date="2026-07-14T15:15:52Z">
           <w:tblPr>
             <w:tblStyle w:val="12"/>
             <w:tblW w:w="0" w:type="auto"/>
@@ -64,15 +66,17 @@
             </w:tblBorders>
             <w:tblLayout w:type="autofit"/>
             <w:tblCellMar>
+              <w:top w:w="0" w:type="dxa"/>
               <w:left w:w="108" w:type="dxa"/>
+              <w:bottom w:w="0" w:type="dxa"/>
               <w:right w:w="108" w:type="dxa"/>
             </w:tblCellMar>
           </w:tblPr>
         </w:tblPrChange>
       </w:tblPr>
       <w:tblGrid>
-        <w:gridCol w:w="8634"/>
-        <w:gridCol w:w="608"/>
+        <w:gridCol w:w="8465"/>
+        <w:gridCol w:w="777"/>
         <w:tblGridChange w:id="3">
           <w:tblGrid>
             <w:gridCol w:w="4621"/>
@@ -91,10 +95,12 @@
             <w:insideV w:val="none" w:color="auto" w:sz="0" w:space="0"/>
           </w:tblBorders>
           <w:tblCellMar>
+            <w:top w:w="0" w:type="dxa"/>
             <w:left w:w="108" w:type="dxa"/>
+            <w:bottom w:w="0" w:type="dxa"/>
             <w:right w:w="108" w:type="dxa"/>
           </w:tblCellMar>
-          <w:tblPrExChange w:id="5" w:author="cmcc-1211" w:date="2026-07-13T12:10:01Z">
+          <w:tblPrExChange w:id="5" w:author="cmcc-1211" w:date="2026-07-14T15:15:52Z">
             <w:tblPrEx>
               <w:tblBorders>
                 <w:top w:val="single" w:color="auto" w:sz="4" w:space="0"/>
@@ -105,20 +111,23 @@
                 <w:insideV w:val="single" w:color="auto" w:sz="4" w:space="0"/>
               </w:tblBorders>
               <w:tblCellMar>
+                <w:top w:w="0" w:type="dxa"/>
                 <w:left w:w="108" w:type="dxa"/>
+                <w:bottom w:w="0" w:type="dxa"/>
                 <w:right w:w="108" w:type="dxa"/>
               </w:tblCellMar>
             </w:tblPrEx>
           </w:tblPrExChange>
         </w:tblPrEx>
         <w:trPr>
+          <w:trHeight w:val="636" w:hRule="atLeast"/>
           <w:ins w:id="4" w:author="cmcc-1211" w:date="2026-07-13T11:23:07Z"/>
         </w:trPr>
         <w:tc>
           <w:tcPr>
-            <w:tcW w:w="8634" w:type="dxa"/>
+            <w:tcW w:w="8465" w:type="dxa"/>
             <w:vAlign w:val="center"/>
-            <w:tcPrChange w:id="6" w:author="cmcc-1211" w:date="2026-07-13T12:10:01Z">
+            <w:tcPrChange w:id="6" w:author="cmcc-1211" w:date="2026-07-14T15:15:52Z">
               <w:tcPr>
                 <w:tcW w:w="4621" w:type="dxa"/>
               </w:tcPr>
@@ -200,9 +209,9 @@
         </w:tc>
         <w:tc>
           <w:tcPr>
-            <w:tcW w:w="608" w:type="dxa"/>
+            <w:tcW w:w="777" w:type="dxa"/>
             <w:vAlign w:val="top"/>
-            <w:tcPrChange w:id="13" w:author="cmcc-1211" w:date="2026-07-13T12:10:01Z">
+            <w:tcPrChange w:id="13" w:author="cmcc-1211" w:date="2026-07-14T15:15:52Z">
               <w:tcPr>
                 <w:tcW w:w="4621" w:type="dxa"/>
               </w:tcPr>
@@ -243,8 +252,8 @@
                 </w:rPr>
                 <w:drawing>
                   <wp:inline distT="0" distB="0" distL="114300" distR="114300">
-                    <wp:extent cx="295275" cy="295275"/>
-                    <wp:effectExtent l="0" t="0" r="9525" b="9525"/>
+                    <wp:extent cx="389890" cy="389890"/>
+                    <wp:effectExtent l="0" t="0" r="10160" b="10160"/>
                     <wp:docPr id="2" name="图片 2" descr="junlanfeng的二维码"/>
                     <wp:cNvGraphicFramePr>
                       <a:graphicFrameLocks xmlns:a="http://schemas.openxmlformats.org/drawingml/2006/main" noChangeAspect="1"/>
@@ -267,7 +276,7 @@
                           <pic:spPr>
                             <a:xfrm flipV="1">
                               <a:off x="0" y="0"/>
-                              <a:ext cx="295275" cy="295275"/>
+                              <a:ext cx="389890" cy="389890"/>
                             </a:xfrm>
                             <a:prstGeom prst="rect">
                               <a:avLst/>
@@ -436,7 +445,17 @@
           <w:sz w:val="18"/>
           <w:szCs w:val="18"/>
         </w:rPr>
-        <w:t>6,800+ citations; 100+ authorized patents and 200+ pending patent applications; 1 co-authored book</w:t>
+        <w:t>6,800+ citations; 100+ authorized patents and 20</w:t>
+      </w:r>
+      <w:bookmarkStart w:id="2" w:name="_GoBack"/>
+      <w:bookmarkEnd w:id="2"/>
+      <w:r>
+        <w:rPr>
+          <w:rFonts w:ascii="Times New Roman" w:hAnsi="Times New Roman"/>
+          <w:sz w:val="18"/>
+          <w:szCs w:val="18"/>
+        </w:rPr>
+        <w:t>0+ pending patent applications; 1 co-authored book</w:t>
       </w:r>
     </w:p>
     <w:p>
@@ -632,17 +651,7 @@
           <w:sz w:val="18"/>
           <w:szCs w:val="18"/>
         </w:rPr>
-        <w:t>20+ awards; 100+ keynote/invited talks; 4,000</w:t>
-      </w:r>
-      <w:bookmarkStart w:id="2" w:name="_GoBack"/>
-      <w:bookmarkEnd w:id="2"/>
-      <w:r>
-        <w:rPr>
-          <w:rFonts w:ascii="Times New Roman" w:hAnsi="Times New Roman"/>
-          <w:sz w:val="18"/>
-          <w:szCs w:val="18"/>
-        </w:rPr>
-        <w:t>+ AI production use cases; 30+ major enterprise deployments</w:t>
+        <w:t>20+ awards; 100+ keynote/invited talks; 4,000+ AI production use cases; 30+ major enterprise deployments</w:t>
       </w:r>
     </w:p>
     <w:p>
@@ -3372,11 +3381,11 @@
 
 <file path=word/people.xml><?xml version="1.0" encoding="utf-8"?>
 <w15:people xmlns:wpc="http://schemas.microsoft.com/office/word/2010/wordprocessingCanvas" xmlns:mc="http://schemas.openxmlformats.org/markup-compatibility/2006" xmlns:o="urn:schemas-microsoft-com:office:office" xmlns:r="http://schemas.openxmlformats.org/officeDocument/2006/relationships" xmlns:m="http://schemas.openxmlformats.org/officeDocument/2006/math" xmlns:v="urn:schemas-microsoft-com:vml" xmlns:wp14="http://schemas.microsoft.com/office/word/2010/wordprocessingDrawing" xmlns:wp="http://schemas.openxmlformats.org/drawingml/2006/wordprocessingDrawing" xmlns:w="http://schemas.openxmlformats.org/wordprocessingml/2006/main" xmlns:w14="http://schemas.microsoft.com/office/word/2010/wordml" xmlns:w15="http://schemas.microsoft.com/office/word/2012/wordml" xmlns:w10="urn:schemas-microsoft-com:office:word" xmlns:wpg="http://schemas.microsoft.com/office/word/2010/wordprocessingGroup" xmlns:wpi="http://schemas.microsoft.com/office/word/2010/wordprocessingInk" xmlns:wne="http://schemas.microsoft.com/office/word/2006/wordml" xmlns:wps="http://schemas.microsoft.com/office/word/2010/wordprocessingShape" xmlns:wpsCustomData="http://www.wps.cn/officeDocument/2013/wpsCustomData" mc:Ignorable="w14 w15 wp14">
+  <w15:person w15:author="cmcc-1211">
+    <w15:presenceInfo w15:providerId="None" w15:userId="cmcc-1211"/>
+  </w15:person>
   <w15:person w15:author="Archie Xu">
     <w15:presenceInfo w15:providerId="AD" w15:userId="S::archie.x@GMICOMPUTINGUSINC.onmicrosoft.com::780a9394-6e79-4806-a086-c74d117ed6da"/>
-  </w15:person>
-  <w15:person w15:author="cmcc-1211">
-    <w15:presenceInfo w15:providerId="None" w15:userId="cmcc-1211"/>
   </w15:person>
 </w15:people>
 </file>
@@ -3540,7 +3549,7 @@
     <w:lsdException w:uiPriority="0" w:name="Table Web 2"/>
     <w:lsdException w:uiPriority="0" w:name="Table Web 3"/>
     <w:lsdException w:unhideWhenUsed="0" w:uiPriority="0" w:semiHidden="0" w:name="Balloon Text"/>
-    <w:lsdException w:unhideWhenUsed="0" w:uiPriority="0" w:semiHidden="0" w:name="Table Grid"/>
+    <w:lsdException w:qFormat="1" w:unhideWhenUsed="0" w:uiPriority="0" w:semiHidden="0" w:name="Table Grid"/>
     <w:lsdException w:uiPriority="0" w:name="Table Theme"/>
     <w:lsdException w:unhideWhenUsed="0" w:uiPriority="60" w:semiHidden="0" w:name="Light Shading"/>
     <w:lsdException w:unhideWhenUsed="0" w:uiPriority="61" w:semiHidden="0" w:name="Light List"/>
@@ -3831,6 +3840,7 @@
   <w:style w:type="table" w:styleId="12">
     <w:name w:val="Table Grid"/>
     <w:basedOn w:val="11"/>
+    <w:qFormat/>
     <w:uiPriority w:val="0"/>
     <w:pPr>
       <w:widowControl w:val="0"/>

--- a/CV_JunlanFeng.docx
+++ b/CV_JunlanFeng.docx
@@ -1,6 +1,6 @@
 
 <file path=word/document.xml><?xml version="1.0" encoding="utf-8"?>
-<w:document xmlns:wpc="http://schemas.microsoft.com/office/word/2010/wordprocessingCanvas" xmlns:mc="http://schemas.openxmlformats.org/markup-compatibility/2006" xmlns:o="urn:schemas-microsoft-com:office:office" xmlns:r="http://schemas.openxmlformats.org/officeDocument/2006/relationships" xmlns:m="http://schemas.openxmlformats.org/officeDocument/2006/math" xmlns:v="urn:schemas-microsoft-com:vml" xmlns:wp14="http://schemas.microsoft.com/office/word/2010/wordprocessingDrawing" xmlns:wp="http://schemas.openxmlformats.org/drawingml/2006/wordprocessingDrawing" xmlns:w="http://schemas.openxmlformats.org/wordprocessingml/2006/main" xmlns:w14="http://schemas.microsoft.com/office/word/2010/wordml" xmlns:w10="urn:schemas-microsoft-com:office:word" xmlns:w15="http://schemas.microsoft.com/office/word/2012/wordml" xmlns:wpg="http://schemas.microsoft.com/office/word/2010/wordprocessingGroup" xmlns:wpi="http://schemas.microsoft.com/office/word/2010/wordprocessingInk" xmlns:wne="http://schemas.microsoft.com/office/word/2006/wordml" xmlns:wps="http://schemas.microsoft.com/office/word/2010/wordprocessingShape" xmlns:wpsCustomData="http://www.wps.cn/officeDocument/2013/wpsCustomData" mc:Ignorable="w14 w15 wp14">
+<w:document xmlns:wpc="http://schemas.microsoft.com/office/word/2010/wordprocessingCanvas" xmlns:cx="http://schemas.microsoft.com/office/drawing/2014/chartex" xmlns:cx1="http://schemas.microsoft.com/office/drawing/2015/9/8/chartex" xmlns:cx2="http://schemas.microsoft.com/office/drawing/2015/10/21/chartex" xmlns:cx3="http://schemas.microsoft.com/office/drawing/2016/5/9/chartex" xmlns:cx4="http://schemas.microsoft.com/office/drawing/2016/5/10/chartex" xmlns:cx5="http://schemas.microsoft.com/office/drawing/2016/5/11/chartex" xmlns:cx6="http://schemas.microsoft.com/office/drawing/2016/5/12/chartex" xmlns:cx7="http://schemas.microsoft.com/office/drawing/2016/5/13/chartex" xmlns:cx8="http://schemas.microsoft.com/office/drawing/2016/5/14/chartex" xmlns:mc="http://schemas.openxmlformats.org/markup-compatibility/2006" xmlns:o="urn:schemas-microsoft-com:office:office" xmlns:r="http://schemas.openxmlformats.org/officeDocument/2006/relationships" xmlns:m="http://schemas.openxmlformats.org/officeDocument/2006/math" xmlns:v="urn:schemas-microsoft-com:vml" xmlns:wp14="http://schemas.microsoft.com/office/word/2010/wordprocessingDrawing" xmlns:wp="http://schemas.openxmlformats.org/drawingml/2006/wordprocessingDrawing" xmlns:w="http://schemas.openxmlformats.org/wordprocessingml/2006/main" xmlns:w14="http://schemas.microsoft.com/office/word/2010/wordml" xmlns:w10="urn:schemas-microsoft-com:office:word" xmlns:w15="http://schemas.microsoft.com/office/word/2012/wordml" xmlns:wpg="http://schemas.microsoft.com/office/word/2010/wordprocessingGroup" xmlns:wpi="http://schemas.microsoft.com/office/word/2010/wordprocessingInk" xmlns:wne="http://schemas.microsoft.com/office/word/2006/wordml" xmlns:wps="http://schemas.microsoft.com/office/word/2010/wordprocessingShape" xmlns:wpsCustomData="http://www.wps.cn/officeDocument/2013/wpsCustomData" mc:Ignorable="w14 w15 wp14">
   <w:body>
     <w:p>
       <w:pPr>
@@ -51,7 +51,7 @@
           <w:bottom w:w="0" w:type="dxa"/>
           <w:right w:w="108" w:type="dxa"/>
         </w:tblCellMar>
-        <w:tblPrChange w:id="2" w:author="cmcc-1211" w:date="2026-07-14T15:15:52Z">
+        <w:tblPrChange w:id="2" w:author="cmcc-1211" w:date="2026-07-14T15:27:08Z">
           <w:tblPr>
             <w:tblStyle w:val="12"/>
             <w:tblW w:w="0" w:type="auto"/>
@@ -75,8 +75,8 @@
         </w:tblPrChange>
       </w:tblPr>
       <w:tblGrid>
-        <w:gridCol w:w="8465"/>
-        <w:gridCol w:w="777"/>
+        <w:gridCol w:w="7640"/>
+        <w:gridCol w:w="1602"/>
         <w:tblGridChange w:id="3">
           <w:tblGrid>
             <w:gridCol w:w="4621"/>
@@ -100,7 +100,7 @@
             <w:bottom w:w="0" w:type="dxa"/>
             <w:right w:w="108" w:type="dxa"/>
           </w:tblCellMar>
-          <w:tblPrExChange w:id="5" w:author="cmcc-1211" w:date="2026-07-14T15:15:52Z">
+          <w:tblPrExChange w:id="5" w:author="cmcc-1211" w:date="2026-07-14T15:27:08Z">
             <w:tblPrEx>
               <w:tblBorders>
                 <w:top w:val="single" w:color="auto" w:sz="4" w:space="0"/>
@@ -120,14 +120,14 @@
           </w:tblPrExChange>
         </w:tblPrEx>
         <w:trPr>
-          <w:trHeight w:val="636" w:hRule="atLeast"/>
+          <w:trHeight w:val="1494" w:hRule="atLeast"/>
           <w:ins w:id="4" w:author="cmcc-1211" w:date="2026-07-13T11:23:07Z"/>
         </w:trPr>
         <w:tc>
           <w:tcPr>
-            <w:tcW w:w="8465" w:type="dxa"/>
+            <w:tcW w:w="7640" w:type="dxa"/>
             <w:vAlign w:val="center"/>
-            <w:tcPrChange w:id="6" w:author="cmcc-1211" w:date="2026-07-14T15:15:52Z">
+            <w:tcPrChange w:id="6" w:author="cmcc-1211" w:date="2026-07-14T15:27:08Z">
               <w:tcPr>
                 <w:tcW w:w="4621" w:type="dxa"/>
               </w:tcPr>
@@ -205,13 +205,15 @@
                 <w:t>IEEE Fellow | Chief Scientist, China Mobile Group</w:t>
               </w:r>
             </w:ins>
+            <w:bookmarkStart w:id="2" w:name="_GoBack"/>
+            <w:bookmarkEnd w:id="2"/>
           </w:p>
         </w:tc>
         <w:tc>
           <w:tcPr>
-            <w:tcW w:w="777" w:type="dxa"/>
+            <w:tcW w:w="1602" w:type="dxa"/>
             <w:vAlign w:val="top"/>
-            <w:tcPrChange w:id="13" w:author="cmcc-1211" w:date="2026-07-14T15:15:52Z">
+            <w:tcPrChange w:id="13" w:author="cmcc-1211" w:date="2026-07-14T15:27:08Z">
               <w:tcPr>
                 <w:tcW w:w="4621" w:type="dxa"/>
               </w:tcPr>
@@ -241,20 +243,21 @@
                 </w:pPr>
               </w:pPrChange>
             </w:pPr>
-            <w:ins w:id="16" w:author="cmcc-1211" w:date="2026-07-13T11:26:04Z">
+            <w:ins w:id="16" w:author="cmcc-1211" w:date="2026-09-01T10:38:42Z">
               <w:r>
                 <w:rPr>
                   <w:rFonts w:hint="eastAsia" w:ascii="Times New Roman" w:hAnsi="Times New Roman" w:eastAsiaTheme="minorEastAsia"/>
                   <w:kern w:val="2"/>
                   <w:sz w:val="15"/>
                   <w:szCs w:val="15"/>
+                  <w:vertAlign w:val="baseline"/>
                   <w:lang w:eastAsia="zh-CN"/>
                 </w:rPr>
                 <w:drawing>
                   <wp:inline distT="0" distB="0" distL="114300" distR="114300">
-                    <wp:extent cx="389890" cy="389890"/>
-                    <wp:effectExtent l="0" t="0" r="10160" b="10160"/>
-                    <wp:docPr id="2" name="图片 2" descr="junlanfeng的二维码"/>
+                    <wp:extent cx="905510" cy="905510"/>
+                    <wp:effectExtent l="0" t="0" r="8890" b="8890"/>
+                    <wp:docPr id="1" name="图片 1" descr="c1a141d80ee7b9dc4ef12f79e2c24958"/>
                     <wp:cNvGraphicFramePr>
                       <a:graphicFrameLocks xmlns:a="http://schemas.openxmlformats.org/drawingml/2006/main" noChangeAspect="1"/>
                     </wp:cNvGraphicFramePr>
@@ -262,7 +265,7 @@
                       <a:graphicData uri="http://schemas.openxmlformats.org/drawingml/2006/picture">
                         <pic:pic xmlns:pic="http://schemas.openxmlformats.org/drawingml/2006/picture">
                           <pic:nvPicPr>
-                            <pic:cNvPr id="2" name="图片 2" descr="junlanfeng的二维码"/>
+                            <pic:cNvPr id="1" name="图片 1" descr="c1a141d80ee7b9dc4ef12f79e2c24958"/>
                             <pic:cNvPicPr>
                               <a:picLocks noChangeAspect="1"/>
                             </pic:cNvPicPr>
@@ -274,9 +277,9 @@
                             </a:stretch>
                           </pic:blipFill>
                           <pic:spPr>
-                            <a:xfrm flipV="1">
+                            <a:xfrm>
                               <a:off x="0" y="0"/>
-                              <a:ext cx="389890" cy="389890"/>
+                              <a:ext cx="905510" cy="905510"/>
                             </a:xfrm>
                             <a:prstGeom prst="rect">
                               <a:avLst/>
@@ -445,17 +448,7 @@
           <w:sz w:val="18"/>
           <w:szCs w:val="18"/>
         </w:rPr>
-        <w:t>6,800+ citations; 100+ authorized patents and 20</w:t>
-      </w:r>
-      <w:bookmarkStart w:id="2" w:name="_GoBack"/>
-      <w:bookmarkEnd w:id="2"/>
-      <w:r>
-        <w:rPr>
-          <w:rFonts w:ascii="Times New Roman" w:hAnsi="Times New Roman"/>
-          <w:sz w:val="18"/>
-          <w:szCs w:val="18"/>
-        </w:rPr>
-        <w:t>0+ pending patent applications; 1 co-authored book</w:t>
+        <w:t>6,800+ citations; 100+ authorized patents and 200+ pending patent applications; 1 co-authored book</w:t>
       </w:r>
     </w:p>
     <w:p>
@@ -3466,7 +3459,7 @@
     <w:lsdException w:qFormat="1" w:unhideWhenUsed="0" w:uiPriority="0" w:semiHidden="0" w:name="Title"/>
     <w:lsdException w:unhideWhenUsed="0" w:uiPriority="0" w:semiHidden="0" w:name="Closing"/>
     <w:lsdException w:unhideWhenUsed="0" w:uiPriority="0" w:semiHidden="0" w:name="Signature"/>
-    <w:lsdException w:uiPriority="1" w:name="Default Paragraph Font"/>
+    <w:lsdException w:qFormat="1" w:uiPriority="1" w:name="Default Paragraph Font"/>
     <w:lsdException w:unhideWhenUsed="0" w:uiPriority="0" w:semiHidden="0" w:name="Body Text"/>
     <w:lsdException w:unhideWhenUsed="0" w:uiPriority="0" w:semiHidden="0" w:name="Body Text Indent"/>
     <w:lsdException w:unhideWhenUsed="0" w:uiPriority="0" w:semiHidden="0" w:name="List Continue"/>
@@ -3782,6 +3775,7 @@
     <w:name w:val="Default Paragraph Font"/>
     <w:semiHidden/>
     <w:unhideWhenUsed/>
+    <w:qFormat/>
     <w:uiPriority w:val="1"/>
   </w:style>
   <w:style w:type="table" w:default="1" w:styleId="11">
